--- a/media/R2601/output_dir/测试项及方法.docx
+++ b/media/R2601/output_dir/测试项及方法.docx
@@ -3559,6 +3559,39 @@
             <w:gridSpan w:val="5"/>
             <w:vAlign w:val="center"/>
           </w:tcPr>
+          <w:p>
+            <w:pPr>
+              <w:wordWrap w:val="0"/>
+              <w:adjustRightInd w:val="0"/>
+              <w:rPr>
+                <w:szCs w:val="21"/>
+              </w:rPr>
+            </w:pPr>
+            <w:r>
+              <w:rPr>
+                <w:szCs w:val="21"/>
+              </w:rPr>
+              <w:t>《</w:t>
+            </w:r>
+            <w:r>
+              <w:rPr>
+                <w:szCs w:val="21"/>
+              </w:rPr>
+              <w:t xml:space="preserve">标校软件研制总要求</w:t>
+            </w:r>
+            <w:r>
+              <w:rPr>
+                <w:szCs w:val="21"/>
+              </w:rPr>
+              <w:t>》</w:t>
+            </w:r>
+            <w:r>
+              <w:rPr>
+                <w:szCs w:val="21"/>
+              </w:rPr>
+              <w:t xml:space="preserve">-4.2.2-初始化要求</w:t>
+            </w:r>
+          </w:p>
           <w:p>
             <w:pPr>
               <w:wordWrap w:val="0"/>
@@ -8256,6 +8289,966 @@
                 <w:szCs w:val="21"/>
               </w:rPr>
               <w:t xml:space="preserve">系统应阻止非法配置操作，确保每个时钟进入正确的缓冲通道。</w:t>
+            </w:r>
+          </w:p>
+        </w:tc>
+      </w:tr>
+    </w:tbl>
+    <w:p/>
+    <w:p>
+      <w:pPr>
+        <w:pStyle w:val="30"/>
+        <w:rPr>
+          <w:sz w:val="24"/>
+          <w:szCs w:val="24"/>
+        </w:rPr>
+      </w:pPr>
+      <w:r>
+        <w:rPr>
+          <w:sz w:val="24"/>
+          <w:szCs w:val="24"/>
+        </w:rPr>
+        <w:t xml:space="preserve">接口测试</w:t>
+      </w:r>
+    </w:p>
+    <w:p>
+      <w:pPr>
+        <w:pStyle w:val="4"/>
+        <w:rPr>
+          <w:sz w:val="24"/>
+          <w:szCs w:val="24"/>
+        </w:rPr>
+      </w:pPr>
+      <w:r>
+        <w:rPr>
+          <w:sz w:val="24"/>
+          <w:szCs w:val="24"/>
+        </w:rPr>
+        <w:t xml:space="preserve">这是下面测试项</w:t>
+      </w:r>
+    </w:p>
+    <w:p>
+      <w:pPr>
+        <w:spacing w:line="360" w:lineRule="auto"/>
+        <w:jc w:val="center"/>
+        <w:rPr>
+          <w:rFonts w:eastAsia="黑体"/>
+          <w:szCs w:val="21"/>
+        </w:rPr>
+      </w:pPr>
+      <w:r>
+        <w:rPr>
+          <w:rFonts w:eastAsia="黑体"/>
+          <w:szCs w:val="21"/>
+        </w:rPr>
+        <w:t>表</w:t>
+      </w:r>
+      <w:r>
+        <w:rPr>
+          <w:rFonts w:eastAsia="黑体"/>
+          <w:szCs w:val="21"/>
+        </w:rPr>
+        <w:fldChar w:fldCharType="begin"/>
+      </w:r>
+      <w:r>
+        <w:rPr>
+          <w:rFonts w:eastAsia="黑体"/>
+          <w:szCs w:val="21"/>
+        </w:rPr>
+        <w:instrText xml:space="preserve"> STYLEREF 1 \s </w:instrText>
+      </w:r>
+      <w:r>
+        <w:rPr>
+          <w:rFonts w:eastAsia="黑体"/>
+          <w:szCs w:val="21"/>
+        </w:rPr>
+        <w:fldChar w:fldCharType="separate"/>
+      </w:r>
+      <w:r>
+        <w:rPr>
+          <w:rFonts w:eastAsia="黑体"/>
+          <w:noProof/>
+          <w:szCs w:val="21"/>
+        </w:rPr>
+        <w:t>1</w:t>
+      </w:r>
+      <w:r>
+        <w:rPr>
+          <w:rFonts w:eastAsia="黑体"/>
+          <w:szCs w:val="21"/>
+        </w:rPr>
+        <w:fldChar w:fldCharType="end"/>
+      </w:r>
+      <w:r>
+        <w:rPr>
+          <w:rFonts w:eastAsia="黑体"/>
+          <w:szCs w:val="21"/>
+        </w:rPr>
+        <w:noBreakHyphen/>
+      </w:r>
+      <w:r>
+        <w:rPr>
+          <w:rFonts w:eastAsia="黑体"/>
+          <w:szCs w:val="21"/>
+        </w:rPr>
+        <w:fldChar w:fldCharType="begin"/>
+      </w:r>
+      <w:r>
+        <w:rPr>
+          <w:rFonts w:eastAsia="黑体"/>
+          <w:szCs w:val="21"/>
+        </w:rPr>
+        <w:instrText xml:space="preserve"> SEQ </w:instrText>
+      </w:r>
+      <w:r>
+        <w:rPr>
+          <w:rFonts w:eastAsia="黑体"/>
+          <w:szCs w:val="21"/>
+        </w:rPr>
+        <w:instrText>表</w:instrText>
+      </w:r>
+      <w:r>
+        <w:rPr>
+          <w:rFonts w:eastAsia="黑体"/>
+          <w:szCs w:val="21"/>
+        </w:rPr>
+        <w:instrText xml:space="preserve"> \* ARABIC \s 1 </w:instrText>
+      </w:r>
+      <w:r>
+        <w:rPr>
+          <w:rFonts w:eastAsia="黑体"/>
+          <w:szCs w:val="21"/>
+        </w:rPr>
+        <w:fldChar w:fldCharType="separate"/>
+      </w:r>
+      <w:r>
+        <w:rPr>
+          <w:rFonts w:eastAsia="黑体"/>
+          <w:noProof/>
+          <w:szCs w:val="21"/>
+        </w:rPr>
+        <w:t>2</w:t>
+      </w:r>
+      <w:r>
+        <w:rPr>
+          <w:rFonts w:eastAsia="黑体"/>
+          <w:szCs w:val="21"/>
+        </w:rPr>
+        <w:fldChar w:fldCharType="end"/>
+      </w:r>
+      <w:r>
+        <w:rPr>
+          <w:rFonts w:eastAsia="黑体" w:hint="eastAsia"/>
+          <w:szCs w:val="21"/>
+        </w:rPr>
+        <w:t xml:space="preserve">这是下面测试项</w:t>
+      </w:r>
+      <w:r>
+        <w:rPr>
+          <w:rFonts w:eastAsia="黑体" w:hint="eastAsia"/>
+          <w:szCs w:val="21"/>
+        </w:rPr>
+        <w:t>测试项</w:t>
+      </w:r>
+    </w:p>
+    <w:tbl>
+      <w:tblPr>
+        <w:tblW w:w="0" w:type="auto"/>
+        <w:tblBorders>
+          <w:top w:val="single" w:sz="12" w:space="0" w:color="auto"/>
+          <w:left w:val="single" w:sz="12" w:space="0" w:color="auto"/>
+          <w:bottom w:val="single" w:sz="12" w:space="0" w:color="auto"/>
+          <w:right w:val="single" w:sz="12" w:space="0" w:color="auto"/>
+          <w:insideH w:val="single" w:sz="6" w:space="0" w:color="auto"/>
+          <w:insideV w:val="single" w:sz="6" w:space="0" w:color="auto"/>
+        </w:tblBorders>
+        <w:tblCellMar>
+          <w:top w:w="85" w:type="dxa"/>
+          <w:bottom w:w="85" w:type="dxa"/>
+        </w:tblCellMar>
+        <w:tblLook w:val="0000" w:firstRow="0" w:lastRow="0" w:firstColumn="0" w:lastColumn="0" w:noHBand="0" w:noVBand="0"/>
+      </w:tblPr>
+      <w:tblGrid>
+        <w:gridCol w:w="1329"/>
+        <w:gridCol w:w="2200"/>
+        <w:gridCol w:w="1402"/>
+        <w:gridCol w:w="1570"/>
+        <w:gridCol w:w="864"/>
+        <w:gridCol w:w="1675"/>
+      </w:tblGrid>
+      <w:tr>
+        <w:tc>
+          <w:tcPr>
+            <w:tcW w:w="1329" w:type="dxa"/>
+            <w:vAlign w:val="center"/>
+          </w:tcPr>
+          <w:p>
+            <w:pPr>
+              <w:spacing w:before="100" w:beforeAutospacing="1" w:after="100" w:afterAutospacing="1"/>
+              <w:jc w:val="center"/>
+              <w:rPr>
+                <w:rFonts w:ascii="黑体" w:eastAsia="黑体" w:hAnsi="黑体" w:hint="eastAsia"/>
+                <w:snapToGrid w:val="0"/>
+                <w:spacing w:val="2"/>
+                <w:szCs w:val="21"/>
+              </w:rPr>
+            </w:pPr>
+            <w:r>
+              <w:rPr>
+                <w:rFonts w:ascii="黑体" w:eastAsia="黑体" w:hAnsi="黑体"/>
+                <w:snapToGrid w:val="0"/>
+                <w:spacing w:val="2"/>
+                <w:szCs w:val="21"/>
+              </w:rPr>
+              <w:t>测试项名称</w:t>
+            </w:r>
+          </w:p>
+        </w:tc>
+        <w:tc>
+          <w:tcPr>
+            <w:tcW w:w="2200" w:type="dxa"/>
+            <w:vAlign w:val="center"/>
+          </w:tcPr>
+          <w:p>
+            <w:pPr>
+              <w:rPr>
+                <w:snapToGrid w:val="0"/>
+                <w:spacing w:val="2"/>
+                <w:szCs w:val="21"/>
+              </w:rPr>
+            </w:pPr>
+            <w:r>
+              <w:rPr>
+                <w:szCs w:val="21"/>
+              </w:rPr>
+              <w:t xml:space="preserve">这是下面测试项</w:t>
+            </w:r>
+          </w:p>
+        </w:tc>
+        <w:tc>
+          <w:tcPr>
+            <w:tcW w:w="1402" w:type="dxa"/>
+            <w:vAlign w:val="center"/>
+          </w:tcPr>
+          <w:p>
+            <w:pPr>
+              <w:jc w:val="center"/>
+              <w:rPr>
+                <w:rFonts w:ascii="黑体" w:eastAsia="黑体" w:hAnsi="黑体" w:hint="eastAsia"/>
+                <w:snapToGrid w:val="0"/>
+                <w:szCs w:val="21"/>
+              </w:rPr>
+            </w:pPr>
+            <w:r>
+              <w:rPr>
+                <w:rFonts w:ascii="黑体" w:eastAsia="黑体" w:hAnsi="黑体"/>
+                <w:snapToGrid w:val="0"/>
+                <w:szCs w:val="21"/>
+              </w:rPr>
+              <w:t>测试项标识</w:t>
+            </w:r>
+          </w:p>
+        </w:tc>
+        <w:tc>
+          <w:tcPr>
+            <w:tcW w:w="1570" w:type="dxa"/>
+            <w:vAlign w:val="center"/>
+          </w:tcPr>
+          <w:p>
+            <w:pPr>
+              <w:jc w:val="center"/>
+              <w:rPr>
+                <w:snapToGrid w:val="0"/>
+                <w:szCs w:val="21"/>
+              </w:rPr>
+            </w:pPr>
+            <w:r>
+              <w:rPr>
+                <w:szCs w:val="21"/>
+              </w:rPr>
+              <w:t xml:space="preserve">XQ_IO_XXXAAA</w:t>
+            </w:r>
+          </w:p>
+        </w:tc>
+        <w:tc>
+          <w:tcPr>
+            <w:tcW w:w="864" w:type="dxa"/>
+            <w:vAlign w:val="center"/>
+          </w:tcPr>
+          <w:p>
+            <w:pPr>
+              <w:jc w:val="center"/>
+              <w:rPr>
+                <w:rFonts w:ascii="黑体" w:eastAsia="黑体" w:hAnsi="黑体" w:hint="eastAsia"/>
+                <w:snapToGrid w:val="0"/>
+                <w:szCs w:val="21"/>
+              </w:rPr>
+            </w:pPr>
+            <w:r>
+              <w:rPr>
+                <w:rFonts w:ascii="黑体" w:eastAsia="黑体" w:hAnsi="黑体"/>
+                <w:snapToGrid w:val="0"/>
+                <w:szCs w:val="21"/>
+              </w:rPr>
+              <w:t>优先级</w:t>
+            </w:r>
+          </w:p>
+        </w:tc>
+        <w:tc>
+          <w:tcPr>
+            <w:tcW w:w="1675" w:type="dxa"/>
+            <w:vAlign w:val="center"/>
+          </w:tcPr>
+          <w:p>
+            <w:pPr>
+              <w:jc w:val="center"/>
+              <w:rPr>
+                <w:snapToGrid w:val="0"/>
+                <w:szCs w:val="21"/>
+              </w:rPr>
+            </w:pPr>
+            <w:r>
+              <w:rPr>
+                <w:szCs w:val="21"/>
+              </w:rPr>
+              <w:t xml:space="preserve">高</w:t>
+            </w:r>
+          </w:p>
+        </w:tc>
+      </w:tr>
+      <w:tr>
+        <w:tc>
+          <w:tcPr>
+            <w:tcW w:w="1329" w:type="dxa"/>
+            <w:vAlign w:val="center"/>
+          </w:tcPr>
+          <w:p>
+            <w:pPr>
+              <w:spacing w:before="100" w:beforeAutospacing="1" w:after="100" w:afterAutospacing="1"/>
+              <w:jc w:val="center"/>
+              <w:rPr>
+                <w:rFonts w:ascii="黑体" w:eastAsia="黑体" w:hAnsi="黑体" w:hint="eastAsia"/>
+                <w:snapToGrid w:val="0"/>
+                <w:spacing w:val="2"/>
+                <w:szCs w:val="21"/>
+              </w:rPr>
+            </w:pPr>
+            <w:r>
+              <w:rPr>
+                <w:rFonts w:ascii="黑体" w:eastAsia="黑体" w:hAnsi="黑体"/>
+                <w:snapToGrid w:val="0"/>
+                <w:spacing w:val="2"/>
+                <w:szCs w:val="21"/>
+              </w:rPr>
+              <w:t xml:space="preserve">追踪关系</w:t>
+            </w:r>
+          </w:p>
+        </w:tc>
+        <w:tc>
+          <w:tcPr>
+            <w:tcW w:w="7711" w:type="dxa"/>
+            <w:gridSpan w:val="5"/>
+            <w:vAlign w:val="center"/>
+          </w:tcPr>
+          <w:p>
+            <w:pPr>
+              <w:wordWrap w:val="0"/>
+              <w:adjustRightInd w:val="0"/>
+              <w:rPr>
+                <w:szCs w:val="21"/>
+              </w:rPr>
+            </w:pPr>
+            <w:r>
+              <w:rPr>
+                <w:szCs w:val="21"/>
+              </w:rPr>
+              <w:t>《</w:t>
+            </w:r>
+            <w:r>
+              <w:rPr>
+                <w:szCs w:val="21"/>
+              </w:rPr>
+              <w:t xml:space="preserve">标校软件需求规格说明</w:t>
+            </w:r>
+            <w:r>
+              <w:rPr>
+                <w:szCs w:val="21"/>
+              </w:rPr>
+              <w:t>》</w:t>
+            </w:r>
+            <w:r>
+              <w:rPr>
+                <w:szCs w:val="21"/>
+              </w:rPr>
+              <w:t xml:space="preserve">-3.2.1-某接口需求</w:t>
+            </w:r>
+          </w:p>
+        </w:tc>
+      </w:tr>
+      <w:tr>
+        <w:tc>
+          <w:tcPr>
+            <w:tcW w:w="1329" w:type="dxa"/>
+            <w:vAlign w:val="center"/>
+          </w:tcPr>
+          <w:p>
+            <w:pPr>
+              <w:spacing w:before="100" w:beforeAutospacing="1" w:after="100" w:afterAutospacing="1"/>
+              <w:jc w:val="center"/>
+              <w:rPr>
+                <w:rFonts w:ascii="黑体" w:eastAsia="黑体" w:hAnsi="黑体" w:hint="eastAsia"/>
+                <w:snapToGrid w:val="0"/>
+                <w:spacing w:val="2"/>
+                <w:szCs w:val="21"/>
+              </w:rPr>
+            </w:pPr>
+            <w:r>
+              <w:rPr>
+                <w:rFonts w:ascii="黑体" w:eastAsia="黑体" w:hAnsi="黑体"/>
+                <w:snapToGrid w:val="0"/>
+                <w:spacing w:val="2"/>
+                <w:szCs w:val="21"/>
+              </w:rPr>
+              <w:t xml:space="preserve">需求描述</w:t>
+            </w:r>
+          </w:p>
+        </w:tc>
+        <w:tc>
+          <w:tcPr>
+            <w:tcW w:w="7711" w:type="dxa"/>
+            <w:gridSpan w:val="5"/>
+            <w:vAlign w:val="center"/>
+          </w:tcPr>
+          <w:p>
+            <w:pPr>
+              <w:wordWrap w:val="0"/>
+              <w:adjustRightInd w:val="0"/>
+              <w:rPr>
+                <w:szCs w:val="21"/>
+              </w:rPr>
+            </w:pPr>
+            <w:r>
+              <w:rPr>
+                <w:rFonts w:hint="eastAsia"/>
+                <w:szCs w:val="21"/>
+              </w:rPr>
+              <w:t xml:space="preserve"/>
+            </w:r>
+            <w:r>
+              <w:rPr>
+                <w:szCs w:val="21"/>
+              </w:rPr>
+              <w:t xml:space="preserve">串口输出数据</w:t>
+            </w:r>
+            <w:r>
+              <w:rPr>
+                <w:rFonts w:hint="eastAsia"/>
+                <w:szCs w:val="21"/>
+              </w:rPr>
+              <w:t xml:space="preserve"/>
+            </w:r>
+          </w:p>
+        </w:tc>
+      </w:tr>
+      <w:tr>
+        <w:tc>
+          <w:tcPr>
+            <w:tcW w:w="1329" w:type="dxa"/>
+            <w:vAlign w:val="center"/>
+          </w:tcPr>
+          <w:p>
+            <w:pPr>
+              <w:spacing w:before="100" w:beforeAutospacing="1" w:after="100" w:afterAutospacing="1"/>
+              <w:jc w:val="center"/>
+              <w:rPr>
+                <w:rFonts w:ascii="黑体" w:eastAsia="黑体" w:hAnsi="黑体" w:hint="eastAsia"/>
+                <w:snapToGrid w:val="0"/>
+                <w:spacing w:val="2"/>
+                <w:szCs w:val="21"/>
+              </w:rPr>
+            </w:pPr>
+            <w:r>
+              <w:rPr>
+                <w:rFonts w:ascii="黑体" w:eastAsia="黑体" w:hAnsi="黑体" w:hint="eastAsia"/>
+                <w:snapToGrid w:val="0"/>
+                <w:spacing w:val="2"/>
+                <w:szCs w:val="21"/>
+              </w:rPr>
+              <w:t>测试手段</w:t>
+            </w:r>
+          </w:p>
+        </w:tc>
+        <w:tc>
+          <w:tcPr>
+            <w:tcW w:w="7711" w:type="dxa"/>
+            <w:gridSpan w:val="5"/>
+            <w:vAlign w:val="center"/>
+          </w:tcPr>
+          <w:p>
+            <w:pPr>
+              <w:wordWrap w:val="0"/>
+              <w:adjustRightInd w:val="0"/>
+              <w:rPr>
+                <w:szCs w:val="21"/>
+              </w:rPr>
+            </w:pPr>
+            <w:r>
+              <w:rPr>
+                <w:szCs w:val="21"/>
+              </w:rPr>
+              <w:t xml:space="preserve">动态测试</w:t>
+            </w:r>
+          </w:p>
+        </w:tc>
+      </w:tr>
+      <w:tr>
+        <w:tc>
+          <w:tcPr>
+            <w:tcW w:w="1329" w:type="dxa"/>
+            <w:vAlign w:val="center"/>
+          </w:tcPr>
+          <w:p>
+            <w:pPr>
+              <w:spacing w:before="100" w:beforeAutospacing="1" w:after="100" w:afterAutospacing="1"/>
+              <w:jc w:val="center"/>
+              <w:rPr>
+                <w:rFonts w:ascii="黑体" w:eastAsia="黑体" w:hAnsi="黑体" w:hint="eastAsia"/>
+                <w:snapToGrid w:val="0"/>
+                <w:spacing w:val="2"/>
+                <w:szCs w:val="21"/>
+              </w:rPr>
+            </w:pPr>
+            <w:r>
+              <w:rPr>
+                <w:rFonts w:ascii="黑体" w:eastAsia="黑体" w:hAnsi="黑体"/>
+                <w:snapToGrid w:val="0"/>
+                <w:spacing w:val="2"/>
+                <w:szCs w:val="21"/>
+              </w:rPr>
+              <w:t>测试项描述</w:t>
+            </w:r>
+          </w:p>
+        </w:tc>
+        <w:tc>
+          <w:tcPr>
+            <w:tcW w:w="7711" w:type="dxa"/>
+            <w:gridSpan w:val="5"/>
+            <w:vAlign w:val="center"/>
+          </w:tcPr>
+          <w:p>
+            <w:pPr>
+              <w:adjustRightInd w:val="0"/>
+              <w:spacing w:line="360" w:lineRule="auto"/>
+              <w:rPr>
+                <w:b/>
+                <w:bCs/>
+                <w:szCs w:val="21"/>
+              </w:rPr>
+            </w:pPr>
+            <w:r>
+              <w:rPr>
+                <w:b/>
+                <w:bCs/>
+                <w:szCs w:val="21"/>
+              </w:rPr>
+              <w:t xml:space="preserve">1.AAA</w:t>
+            </w:r>
+            <w:r>
+              <w:rPr>
+                <w:rFonts w:hint="eastAsia"/>
+                <w:b/>
+                <w:bCs/>
+                <w:szCs w:val="21"/>
+              </w:rPr>
+              <w:t>（</w:t>
+            </w:r>
+            <w:r>
+              <w:rPr>
+                <w:rFonts w:hint="eastAsia"/>
+                <w:b/>
+                <w:bCs/>
+                <w:szCs w:val="21"/>
+              </w:rPr>
+              <w:t xml:space="preserve">XQ_IO_XXXAAA_IO01</w:t>
+            </w:r>
+            <w:r>
+              <w:rPr>
+                <w:rFonts w:hint="eastAsia"/>
+                <w:b/>
+                <w:bCs/>
+                <w:szCs w:val="21"/>
+              </w:rPr>
+              <w:t>）</w:t>
+            </w:r>
+          </w:p>
+          <w:p>
+            <w:pPr>
+              <w:tabs>
+                <w:tab w:val="left" w:pos="425"/>
+              </w:tabs>
+              <w:spacing w:line="360" w:lineRule="auto"/>
+              <w:jc w:val="left"/>
+              <w:rPr>
+                <w:rFonts w:hint="eastAsia"/>
+                <w:szCs w:val="21"/>
+              </w:rPr>
+            </w:pPr>
+            <w:r>
+              <w:rPr>
+                <w:rFonts w:hint="eastAsia"/>
+                <w:szCs w:val="21"/>
+              </w:rPr>
+              <w:t xml:space="preserve">AAA</w:t>
+            </w:r>
+          </w:p>
+        </w:tc>
+      </w:tr>
+      <w:tr>
+        <w:tc>
+          <w:tcPr>
+            <w:tcW w:w="1329" w:type="dxa"/>
+            <w:vAlign w:val="center"/>
+          </w:tcPr>
+          <w:p>
+            <w:pPr>
+              <w:spacing w:before="100" w:beforeAutospacing="1" w:after="100" w:afterAutospacing="1"/>
+              <w:jc w:val="center"/>
+              <w:rPr>
+                <w:rFonts w:ascii="黑体" w:eastAsia="黑体" w:hAnsi="黑体" w:hint="eastAsia"/>
+                <w:snapToGrid w:val="0"/>
+                <w:spacing w:val="2"/>
+                <w:szCs w:val="21"/>
+              </w:rPr>
+            </w:pPr>
+            <w:r>
+              <w:rPr>
+                <w:rFonts w:ascii="黑体" w:eastAsia="黑体" w:hAnsi="黑体"/>
+                <w:snapToGrid w:val="0"/>
+                <w:spacing w:val="2"/>
+                <w:szCs w:val="21"/>
+              </w:rPr>
+              <w:lastRenderedPageBreak/>
+              <w:t>测试方法</w:t>
+            </w:r>
+          </w:p>
+        </w:tc>
+        <w:tc>
+          <w:tcPr>
+            <w:tcW w:w="7711" w:type="dxa"/>
+            <w:gridSpan w:val="5"/>
+          </w:tcPr>
+          <w:p>
+            <w:pPr>
+              <w:wordWrap w:val="0"/>
+              <w:adjustRightInd w:val="0"/>
+              <w:spacing w:line="360" w:lineRule="auto"/>
+              <w:rPr>
+                <w:b/>
+                <w:bCs/>
+                <w:szCs w:val="21"/>
+              </w:rPr>
+            </w:pPr>
+            <w:r>
+              <w:rPr>
+                <w:b/>
+                <w:bCs/>
+                <w:szCs w:val="21"/>
+              </w:rPr>
+              <w:t xml:space="preserve">1.AAA</w:t>
+            </w:r>
+            <w:r>
+              <w:rPr>
+                <w:rFonts w:hint="eastAsia"/>
+                <w:b/>
+                <w:bCs/>
+                <w:szCs w:val="21"/>
+              </w:rPr>
+              <w:t>（</w:t>
+            </w:r>
+            <w:r>
+              <w:rPr>
+                <w:rFonts w:hint="eastAsia"/>
+                <w:b/>
+                <w:bCs/>
+                <w:szCs w:val="21"/>
+              </w:rPr>
+              <w:t xml:space="preserve">XQ_IO_XXXAAA_</w:t>
+            </w:r>
+            <w:r>
+              <w:rPr>
+                <w:rFonts w:hint="eastAsia"/>
+                <w:b/>
+                <w:bCs/>
+                <w:szCs w:val="21"/>
+              </w:rPr>
+              <w:t xml:space="preserve">IO</w:t>
+            </w:r>
+            <w:r>
+              <w:rPr>
+                <w:rFonts w:hint="eastAsia"/>
+                <w:b/>
+                <w:bCs/>
+                <w:szCs w:val="21"/>
+              </w:rPr>
+              <w:t xml:space="preserve">01</w:t>
+            </w:r>
+            <w:r>
+              <w:rPr>
+                <w:rFonts w:hint="eastAsia"/>
+                <w:b/>
+                <w:bCs/>
+                <w:szCs w:val="21"/>
+              </w:rPr>
+              <w:t>）</w:t>
+            </w:r>
+          </w:p>
+          <w:p>
+            <w:pPr>
+              <w:wordWrap w:val="0"/>
+              <w:adjustRightInd w:val="0"/>
+              <w:spacing w:line="360" w:lineRule="auto"/>
+              <w:rPr>
+                <w:szCs w:val="21"/>
+              </w:rPr>
+            </w:pPr>
+            <w:r>
+              <w:rPr>
+                <w:rFonts w:hint="eastAsia"/>
+                <w:szCs w:val="21"/>
+              </w:rPr>
+              <w:t xml:space="preserve"/>
+            </w:r>
+            <w:r>
+              <w:rPr>
+                <w:rFonts w:hint="eastAsia"/>
+                <w:szCs w:val="21"/>
+              </w:rPr>
+              <w:t xml:space="preserve">1</w:t>
+            </w:r>
+            <w:r>
+              <w:rPr>
+                <w:rFonts w:hint="eastAsia"/>
+                <w:szCs w:val="21"/>
+              </w:rPr>
+              <w:t>）</w:t>
+            </w:r>
+            <w:r>
+              <w:rPr>
+                <w:rFonts w:hint="eastAsia"/>
+                <w:szCs w:val="21"/>
+              </w:rPr>
+              <w:t xml:space="preserve"/>
+            </w:r>
+            <w:r>
+              <w:rPr>
+                <w:rFonts w:hint="eastAsia"/>
+                <w:szCs w:val="21"/>
+              </w:rPr>
+              <w:t xml:space="preserve">AA1</w:t>
+            </w:r>
+          </w:p>
+        </w:tc>
+      </w:tr>
+      <w:tr>
+        <w:tc>
+          <w:tcPr>
+            <w:tcW w:w="1329" w:type="dxa"/>
+            <w:vAlign w:val="center"/>
+          </w:tcPr>
+          <w:p>
+            <w:pPr>
+              <w:spacing w:before="100" w:beforeAutospacing="1" w:after="100" w:afterAutospacing="1"/>
+              <w:jc w:val="center"/>
+              <w:rPr>
+                <w:rFonts w:ascii="黑体" w:eastAsia="黑体" w:hAnsi="黑体" w:hint="eastAsia"/>
+                <w:snapToGrid w:val="0"/>
+                <w:spacing w:val="2"/>
+                <w:szCs w:val="21"/>
+              </w:rPr>
+            </w:pPr>
+            <w:r>
+              <w:rPr>
+                <w:rFonts w:ascii="黑体" w:eastAsia="黑体" w:hAnsi="黑体"/>
+                <w:snapToGrid w:val="0"/>
+                <w:spacing w:val="2"/>
+                <w:szCs w:val="21"/>
+              </w:rPr>
+              <w:t>充分性要求</w:t>
+            </w:r>
+          </w:p>
+        </w:tc>
+        <w:tc>
+          <w:tcPr>
+            <w:tcW w:w="7711" w:type="dxa"/>
+            <w:gridSpan w:val="5"/>
+            <w:vAlign w:val="center"/>
+          </w:tcPr>
+          <w:p>
+            <w:pPr>
+              <w:jc w:val="left"/>
+              <w:textAlignment w:val="center"/>
+              <w:rPr>
+                <w:snapToGrid w:val="0"/>
+                <w:szCs w:val="21"/>
+              </w:rPr>
+            </w:pPr>
+            <w:r>
+              <w:rPr>
+                <w:rFonts w:hint="eastAsia"/>
+                <w:snapToGrid w:val="0"/>
+                <w:szCs w:val="21"/>
+              </w:rPr>
+              <w:t xml:space="preserve">测试用例覆盖AAA子项要求的全部内容。</w:t>
+            </w:r>
+          </w:p>
+          <w:p>
+            <w:pPr>
+              <w:jc w:val="left"/>
+              <w:textAlignment w:val="center"/>
+              <w:rPr>
+                <w:snapToGrid w:val="0"/>
+                <w:szCs w:val="21"/>
+              </w:rPr>
+            </w:pPr>
+            <w:r>
+              <w:rPr>
+                <w:rFonts w:hint="eastAsia"/>
+                <w:snapToGrid w:val="0"/>
+                <w:szCs w:val="21"/>
+              </w:rPr>
+              <w:t xml:space="preserve">所有用例执行完毕，对于未执行的用例说明未执行原因。</w:t>
+            </w:r>
+          </w:p>
+        </w:tc>
+      </w:tr>
+      <w:tr>
+        <w:tc>
+          <w:tcPr>
+            <w:tcW w:w="1329" w:type="dxa"/>
+            <w:vAlign w:val="center"/>
+          </w:tcPr>
+          <w:p>
+            <w:pPr>
+              <w:spacing w:before="100" w:beforeAutospacing="1" w:after="100" w:afterAutospacing="1"/>
+              <w:jc w:val="center"/>
+              <w:rPr>
+                <w:rFonts w:ascii="黑体" w:eastAsia="黑体" w:hAnsi="黑体" w:hint="eastAsia"/>
+                <w:snapToGrid w:val="0"/>
+                <w:spacing w:val="2"/>
+                <w:szCs w:val="21"/>
+              </w:rPr>
+            </w:pPr>
+            <w:r>
+              <w:rPr>
+                <w:rFonts w:ascii="黑体" w:eastAsia="黑体" w:hAnsi="黑体"/>
+                <w:snapToGrid w:val="0"/>
+                <w:spacing w:val="2"/>
+                <w:szCs w:val="21"/>
+              </w:rPr>
+              <w:t xml:space="preserve">通过准则</w:t>
+            </w:r>
+          </w:p>
+        </w:tc>
+        <w:tc>
+          <w:tcPr>
+            <w:tcW w:w="7711" w:type="dxa"/>
+            <w:gridSpan w:val="5"/>
+            <w:vAlign w:val="center"/>
+          </w:tcPr>
+          <w:p>
+            <w:pPr>
+              <w:wordWrap w:val="0"/>
+              <w:adjustRightInd w:val="0"/>
+              <w:spacing w:line="360" w:lineRule="auto"/>
+              <w:rPr>
+                <w:b/>
+                <w:bCs/>
+                <w:szCs w:val="21"/>
+              </w:rPr>
+            </w:pPr>
+            <w:r>
+              <w:rPr>
+                <w:b/>
+                <w:bCs/>
+                <w:szCs w:val="21"/>
+              </w:rPr>
+              <w:t xml:space="preserve">1.AAA</w:t>
+            </w:r>
+            <w:r>
+              <w:rPr>
+                <w:rFonts w:hint="eastAsia"/>
+                <w:b/>
+                <w:bCs/>
+                <w:szCs w:val="21"/>
+              </w:rPr>
+              <w:t>（</w:t>
+            </w:r>
+            <w:r>
+              <w:rPr>
+                <w:rFonts w:hint="eastAsia"/>
+                <w:b/>
+                <w:bCs/>
+                <w:szCs w:val="21"/>
+              </w:rPr>
+              <w:t xml:space="preserve">XQ_IO_XXXAAA_</w:t>
+            </w:r>
+            <w:r>
+              <w:rPr>
+                <w:rFonts w:hint="eastAsia"/>
+                <w:b/>
+                <w:bCs/>
+                <w:szCs w:val="21"/>
+              </w:rPr>
+              <w:t xml:space="preserve">IO</w:t>
+            </w:r>
+            <w:r>
+              <w:rPr>
+                <w:rFonts w:hint="eastAsia"/>
+                <w:b/>
+                <w:bCs/>
+                <w:szCs w:val="21"/>
+              </w:rPr>
+              <w:t xml:space="preserve">01</w:t>
+            </w:r>
+            <w:r>
+              <w:rPr>
+                <w:rFonts w:hint="eastAsia"/>
+                <w:b/>
+                <w:bCs/>
+                <w:szCs w:val="21"/>
+              </w:rPr>
+              <w:t>）</w:t>
+            </w:r>
+          </w:p>
+          <w:p>
+            <w:pPr>
+              <w:wordWrap w:val="0"/>
+              <w:adjustRightInd w:val="0"/>
+              <w:spacing w:line="360" w:lineRule="auto"/>
+              <w:rPr>
+                <w:szCs w:val="21"/>
+              </w:rPr>
+            </w:pPr>
+            <w:r>
+              <w:rPr>
+                <w:rFonts w:hint="eastAsia"/>
+                <w:szCs w:val="21"/>
+              </w:rPr>
+              <w:t xml:space="preserve">1</w:t>
+            </w:r>
+            <w:r>
+              <w:rPr>
+                <w:rFonts w:hint="eastAsia"/>
+                <w:szCs w:val="21"/>
+              </w:rPr>
+              <w:t>）</w:t>
+            </w:r>
+            <w:r>
+              <w:rPr>
+                <w:rFonts w:hint="eastAsia"/>
+                <w:szCs w:val="21"/>
+              </w:rPr>
+              <w:t xml:space="preserve">AA2</w:t>
             </w:r>
           </w:p>
         </w:tc>
